--- a/assets/Resume/Ahmet-Emir-Dağ-CV - template - EN.docx
+++ b/assets/Resume/Ahmet-Emir-Dağ-CV - template - EN.docx
@@ -1321,13 +1321,28 @@
           <w:b/>
           <w:spacing w:val="-8"/>
         </w:rPr>
-        <w:t xml:space="preserve"> 2025)</w:t>
-      </w:r>
-      <w:r>
-        <w:rPr>
-          <w:b/>
-        </w:rPr>
-        <w:t>(4th</w:t>
+        <w:t xml:space="preserve"> </w:t>
+      </w:r>
+      <w:proofErr w:type="gramStart"/>
+      <w:r>
+        <w:rPr>
+          <w:b/>
+          <w:spacing w:val="-8"/>
+        </w:rPr>
+        <w:t>2025)</w:t>
+      </w:r>
+      <w:r>
+        <w:rPr>
+          <w:b/>
+        </w:rPr>
+        <w:t>(</w:t>
+      </w:r>
+      <w:proofErr w:type="gramEnd"/>
+      <w:r>
+        <w:rPr>
+          <w:b/>
+        </w:rPr>
+        <w:t>4th</w:t>
       </w:r>
       <w:r>
         <w:rPr>
@@ -1410,6 +1425,7 @@
         <w:t xml:space="preserve"> </w:t>
       </w:r>
       <w:proofErr w:type="spellStart"/>
+      <w:proofErr w:type="gramStart"/>
       <w:r>
         <w:rPr>
           <w:b/>
@@ -1430,6 +1446,7 @@
         </w:rPr>
         <w:t>:</w:t>
       </w:r>
+      <w:proofErr w:type="gramEnd"/>
       <w:r>
         <w:rPr>
           <w:b/>
@@ -1671,6 +1688,7 @@
         <w:spacing w:before="9"/>
       </w:pPr>
       <w:proofErr w:type="spellStart"/>
+      <w:proofErr w:type="gramStart"/>
       <w:r>
         <w:t>Project</w:t>
       </w:r>
@@ -1690,6 +1708,7 @@
         </w:rPr>
         <w:t>:</w:t>
       </w:r>
+      <w:proofErr w:type="gramEnd"/>
     </w:p>
     <w:p>
       <w:pPr>
@@ -1727,9 +1746,14 @@
       </w:r>
       <w:proofErr w:type="spellEnd"/>
       <w:r>
-        <w:t xml:space="preserve"> Me(</w:t>
-      </w:r>
-      <w:proofErr w:type="spellStart"/>
+        <w:t xml:space="preserve"> </w:t>
+      </w:r>
+      <w:proofErr w:type="gramStart"/>
+      <w:r>
+        <w:t>Me(</w:t>
+      </w:r>
+      <w:proofErr w:type="spellStart"/>
+      <w:proofErr w:type="gramEnd"/>
       <w:r>
         <w:t>Casual</w:t>
       </w:r>
@@ -1823,12 +1847,17 @@
         <w:ind w:left="979" w:hanging="146"/>
       </w:pPr>
       <w:proofErr w:type="spellStart"/>
+      <w:proofErr w:type="gramStart"/>
       <w:r>
         <w:t>Light</w:t>
       </w:r>
       <w:proofErr w:type="spellEnd"/>
       <w:r>
-        <w:t xml:space="preserve">(Mobile </w:t>
+        <w:t>(</w:t>
+      </w:r>
+      <w:proofErr w:type="gramEnd"/>
+      <w:r>
+        <w:t xml:space="preserve">Mobile </w:t>
       </w:r>
       <w:proofErr w:type="spellStart"/>
       <w:r>
@@ -1853,12 +1882,17 @@
         <w:spacing w:line="246" w:lineRule="atLeast"/>
       </w:pPr>
       <w:proofErr w:type="spellStart"/>
+      <w:proofErr w:type="gramStart"/>
       <w:r>
         <w:t>Hangman</w:t>
       </w:r>
       <w:proofErr w:type="spellEnd"/>
       <w:r>
-        <w:t>(PC Game)</w:t>
+        <w:t>(</w:t>
+      </w:r>
+      <w:proofErr w:type="gramEnd"/>
+      <w:r>
+        <w:t>PC Game)</w:t>
       </w:r>
     </w:p>
     <w:p>
@@ -1875,12 +1909,17 @@
         <w:spacing w:line="246" w:lineRule="atLeast"/>
       </w:pPr>
       <w:proofErr w:type="spellStart"/>
+      <w:proofErr w:type="gramStart"/>
       <w:r>
         <w:t>Asteroids</w:t>
       </w:r>
       <w:proofErr w:type="spellEnd"/>
       <w:r>
-        <w:t>(PC Game)</w:t>
+        <w:t>(</w:t>
+      </w:r>
+      <w:proofErr w:type="gramEnd"/>
+      <w:r>
+        <w:t>PC Game)</w:t>
       </w:r>
     </w:p>
     <w:p>
@@ -1984,10 +2023,12 @@
         <w:spacing w:line="246" w:lineRule="atLeast"/>
       </w:pPr>
       <w:proofErr w:type="spellStart"/>
+      <w:proofErr w:type="gramStart"/>
       <w:r>
         <w:t>and</w:t>
       </w:r>
       <w:proofErr w:type="spellEnd"/>
+      <w:proofErr w:type="gramEnd"/>
       <w:r>
         <w:t xml:space="preserve"> Game Programming </w:t>
       </w:r>
@@ -2101,11 +2142,9 @@
         <w:pStyle w:val="GvdeMetni"/>
         <w:spacing w:before="246" w:line="247" w:lineRule="auto"/>
         <w:ind w:left="956" w:right="924" w:hanging="843"/>
-        <w:rPr>
-          <w:b/>
-        </w:rPr>
-      </w:pPr>
-      <w:proofErr w:type="spellStart"/>
+      </w:pPr>
+      <w:proofErr w:type="spellStart"/>
+      <w:proofErr w:type="gramStart"/>
       <w:r>
         <w:rPr>
           <w:b/>
@@ -2126,6 +2165,7 @@
         </w:rPr>
         <w:t>:</w:t>
       </w:r>
+      <w:proofErr w:type="gramEnd"/>
       <w:r>
         <w:rPr>
           <w:b/>
@@ -2196,20 +2236,224 @@
     <w:p>
       <w:pPr>
         <w:pStyle w:val="GvdeMetni"/>
-        <w:spacing w:before="6"/>
-        <w:rPr>
-          <w:b/>
-        </w:rPr>
-      </w:pPr>
+        <w:spacing w:before="246" w:line="247" w:lineRule="auto"/>
+        <w:ind w:left="956" w:right="924" w:hanging="843"/>
+        <w:rPr>
+          <w:b/>
+        </w:rPr>
+      </w:pPr>
+      <w:r>
+        <w:rPr>
+          <w:b/>
+          <w:bCs/>
+        </w:rPr>
+        <w:t>Portfolio</w:t>
+      </w:r>
+      <w:r>
+        <w:rPr>
+          <w:b/>
+        </w:rPr>
+        <w:t xml:space="preserve">: </w:t>
+      </w:r>
+      <w:proofErr w:type="spellStart"/>
+      <w:r>
+        <w:rPr>
+          <w:bCs/>
+        </w:rPr>
+        <w:t>Please</w:t>
+      </w:r>
+      <w:proofErr w:type="spellEnd"/>
+      <w:r>
+        <w:rPr>
+          <w:bCs/>
+        </w:rPr>
+        <w:t xml:space="preserve"> </w:t>
+      </w:r>
+      <w:proofErr w:type="spellStart"/>
+      <w:r>
+        <w:rPr>
+          <w:bCs/>
+        </w:rPr>
+        <w:t>visit</w:t>
+      </w:r>
+      <w:proofErr w:type="spellEnd"/>
+      <w:r>
+        <w:rPr>
+          <w:bCs/>
+        </w:rPr>
+        <w:t xml:space="preserve"> </w:t>
+      </w:r>
+      <w:proofErr w:type="spellStart"/>
+      <w:r>
+        <w:rPr>
+          <w:bCs/>
+        </w:rPr>
+        <w:t>my</w:t>
+      </w:r>
+      <w:proofErr w:type="spellEnd"/>
+      <w:r>
+        <w:rPr>
+          <w:bCs/>
+        </w:rPr>
+        <w:t xml:space="preserve"> </w:t>
+      </w:r>
+      <w:proofErr w:type="spellStart"/>
+      <w:r>
+        <w:rPr>
+          <w:bCs/>
+        </w:rPr>
+        <w:t>portfolio</w:t>
+      </w:r>
+      <w:proofErr w:type="spellEnd"/>
+      <w:r>
+        <w:rPr>
+          <w:bCs/>
+        </w:rPr>
+        <w:t xml:space="preserve"> </w:t>
+      </w:r>
+      <w:proofErr w:type="spellStart"/>
+      <w:r>
+        <w:rPr>
+          <w:bCs/>
+        </w:rPr>
+        <w:t>to</w:t>
+      </w:r>
+      <w:proofErr w:type="spellEnd"/>
+      <w:r>
+        <w:rPr>
+          <w:bCs/>
+        </w:rPr>
+        <w:t xml:space="preserve"> </w:t>
+      </w:r>
+      <w:proofErr w:type="spellStart"/>
+      <w:r>
+        <w:rPr>
+          <w:bCs/>
+        </w:rPr>
+        <w:t>see</w:t>
+      </w:r>
+      <w:proofErr w:type="spellEnd"/>
+      <w:r>
+        <w:rPr>
+          <w:bCs/>
+        </w:rPr>
+        <w:t xml:space="preserve"> </w:t>
+      </w:r>
+      <w:proofErr w:type="spellStart"/>
+      <w:r>
+        <w:rPr>
+          <w:bCs/>
+        </w:rPr>
+        <w:t>my</w:t>
+      </w:r>
+      <w:proofErr w:type="spellEnd"/>
+      <w:r>
+        <w:rPr>
+          <w:bCs/>
+        </w:rPr>
+        <w:t xml:space="preserve"> </w:t>
+      </w:r>
+      <w:proofErr w:type="spellStart"/>
+      <w:r>
+        <w:rPr>
+          <w:bCs/>
+        </w:rPr>
+        <w:t>projects</w:t>
+      </w:r>
+      <w:proofErr w:type="spellEnd"/>
+      <w:r>
+        <w:rPr>
+          <w:bCs/>
+        </w:rPr>
+        <w:t xml:space="preserve"> </w:t>
+      </w:r>
+      <w:proofErr w:type="spellStart"/>
+      <w:r>
+        <w:rPr>
+          <w:bCs/>
+        </w:rPr>
+        <w:t>and</w:t>
+      </w:r>
+      <w:proofErr w:type="spellEnd"/>
+      <w:r>
+        <w:rPr>
+          <w:bCs/>
+        </w:rPr>
+        <w:t xml:space="preserve"> </w:t>
+      </w:r>
+      <w:proofErr w:type="spellStart"/>
+      <w:r>
+        <w:rPr>
+          <w:bCs/>
+        </w:rPr>
+        <w:t>more</w:t>
+      </w:r>
+      <w:proofErr w:type="spellEnd"/>
+      <w:r>
+        <w:rPr>
+          <w:bCs/>
+        </w:rPr>
+        <w:t xml:space="preserve">. </w:t>
+      </w:r>
+      <w:r>
+        <w:rPr>
+          <w:bCs/>
+        </w:rPr>
+        <w:t xml:space="preserve">     </w:t>
+      </w:r>
+      <w:r>
+        <w:rPr>
+          <w:bCs/>
+        </w:rPr>
+        <w:t xml:space="preserve">  </w:t>
+      </w:r>
+      <w:r>
+        <w:rPr>
+          <w:bCs/>
+          <w:color w:val="F2F2F2" w:themeColor="background1" w:themeShade="F2"/>
+        </w:rPr>
+        <w:t>_</w:t>
+      </w:r>
+      <w:r>
+        <w:rPr>
+          <w:bCs/>
+        </w:rPr>
+        <w:t>(</w:t>
+      </w:r>
+      <w:hyperlink r:id="rId8" w:tgtFrame="_new" w:history="1">
+        <w:r>
+          <w:rPr>
+            <w:rStyle w:val="Kpr"/>
+            <w:bCs/>
+          </w:rPr>
+          <w:t>https://adag21044.github.io/Portfolio/</w:t>
+        </w:r>
+      </w:hyperlink>
+      <w:r>
+        <w:rPr>
+          <w:bCs/>
+        </w:rPr>
+        <w:t>)</w:t>
+      </w:r>
     </w:p>
     <w:p>
       <w:pPr>
+        <w:pStyle w:val="GvdeMetni"/>
+        <w:spacing w:before="6"/>
+        <w:rPr>
+          <w:b/>
+        </w:rPr>
+      </w:pPr>
+    </w:p>
+    <w:p>
+      <w:pPr>
         <w:ind w:left="113"/>
         <w:rPr>
           <w:spacing w:val="-2"/>
         </w:rPr>
       </w:pPr>
       <w:proofErr w:type="spellStart"/>
+      <w:proofErr w:type="gramStart"/>
       <w:r>
         <w:rPr>
           <w:b/>
@@ -2230,6 +2474,7 @@
         </w:rPr>
         <w:t>:</w:t>
       </w:r>
+      <w:proofErr w:type="gramEnd"/>
       <w:r>
         <w:rPr>
           <w:b/>
@@ -2283,6 +2528,7 @@
         </w:rPr>
       </w:pPr>
       <w:proofErr w:type="spellStart"/>
+      <w:proofErr w:type="gramStart"/>
       <w:r>
         <w:rPr>
           <w:b/>
@@ -2300,6 +2546,7 @@
       <w:r>
         <w:t>:Muhammet</w:t>
       </w:r>
+      <w:proofErr w:type="gramEnd"/>
       <w:r>
         <w:rPr>
           <w:spacing w:val="-12"/>
@@ -2437,6 +2684,7 @@
         <w:spacing w:line="233" w:lineRule="exact"/>
         <w:ind w:left="1261"/>
       </w:pPr>
+      <w:proofErr w:type="gramStart"/>
       <w:r>
         <w:t>Phone</w:t>
       </w:r>
@@ -2449,6 +2697,7 @@
       <w:r>
         <w:t>:</w:t>
       </w:r>
+      <w:proofErr w:type="gramEnd"/>
       <w:r>
         <w:rPr>
           <w:spacing w:val="-8"/>
@@ -2504,6 +2753,7 @@
         <w:ind w:left="1261"/>
       </w:pPr>
       <w:proofErr w:type="spellStart"/>
+      <w:proofErr w:type="gramStart"/>
       <w:r>
         <w:rPr>
           <w:b w:val="0"/>
@@ -2524,6 +2774,7 @@
         </w:rPr>
         <w:t>:</w:t>
       </w:r>
+      <w:proofErr w:type="gramEnd"/>
       <w:r>
         <w:rPr>
           <w:b w:val="0"/>
@@ -2531,7 +2782,7 @@
         </w:rPr>
         <w:t xml:space="preserve"> </w:t>
       </w:r>
-      <w:hyperlink r:id="rId8">
+      <w:hyperlink r:id="rId9">
         <w:r>
           <w:rPr>
             <w:spacing w:val="-2"/>
@@ -2622,6 +2873,7 @@
         </w:rPr>
         <w:t xml:space="preserve"> </w:t>
       </w:r>
+      <w:proofErr w:type="gramStart"/>
       <w:r>
         <w:t>Merkezi</w:t>
       </w:r>
@@ -2634,6 +2886,7 @@
       <w:r>
         <w:t>-</w:t>
       </w:r>
+      <w:proofErr w:type="gramEnd"/>
       <w:r>
         <w:rPr>
           <w:spacing w:val="-15"/>
@@ -2659,6 +2912,7 @@
         <w:ind w:left="1017"/>
       </w:pPr>
       <w:proofErr w:type="spellStart"/>
+      <w:proofErr w:type="gramStart"/>
       <w:r>
         <w:t>Email</w:t>
       </w:r>
@@ -2672,13 +2926,14 @@
       <w:r>
         <w:t>:</w:t>
       </w:r>
+      <w:proofErr w:type="gramEnd"/>
       <w:r>
         <w:rPr>
           <w:spacing w:val="-8"/>
         </w:rPr>
         <w:t xml:space="preserve"> </w:t>
       </w:r>
-      <w:hyperlink r:id="rId9">
+      <w:hyperlink r:id="rId10">
         <w:r>
           <w:rPr>
             <w:spacing w:val="-2"/>
@@ -3320,7 +3575,6 @@
   <w:style w:type="character" w:default="1" w:styleId="VarsaylanParagrafYazTipi">
     <w:name w:val="Default Paragraph Font"/>
     <w:uiPriority w:val="1"/>
-    <w:semiHidden/>
     <w:unhideWhenUsed/>
   </w:style>
   <w:style w:type="table" w:default="1" w:styleId="NormalTablo">
